--- a/firmware/custom/Notes.docx
+++ b/firmware/custom/Notes.docx
@@ -67,15 +67,7 @@
         </w:numPr>
       </w:pPr>
       <w:r>
-        <w:t xml:space="preserve">Set Boresight </w:t>
-      </w:r>
-      <w:proofErr w:type="spellStart"/>
-      <w:r>
-        <w:t>Cmd</w:t>
-      </w:r>
-      <w:proofErr w:type="spellEnd"/>
-      <w:r>
-        <w:t>, set Steering Word (SW) valid to 0</w:t>
+        <w:t>Set Boresight Cmd, set Steering Word (SW) valid to 0</w:t>
       </w:r>
     </w:p>
     <w:p>
@@ -194,15 +186,189 @@
         <w:t>s</w:t>
       </w:r>
       <w:r>
+        <w:t xml:space="preserve"> a SPI request</w:t>
+      </w:r>
+    </w:p>
+    <w:p>
+      <w:pPr>
+        <w:pStyle w:val="ListParagraph"/>
+        <w:numPr>
+          <w:ilvl w:val="0"/>
+          <w:numId w:val="1"/>
+        </w:numPr>
+      </w:pPr>
+      <w:r>
+        <w:t>DCU will set back current status</w:t>
+      </w:r>
+    </w:p>
+    <w:p>
+      <w:pPr>
+        <w:pStyle w:val="ListParagraph"/>
+        <w:numPr>
+          <w:ilvl w:val="0"/>
+          <w:numId w:val="1"/>
+        </w:numPr>
+      </w:pPr>
+      <w:r>
+        <w:t>DU interrupt SW</w:t>
+      </w:r>
+    </w:p>
+    <w:p>
+      <w:r>
+        <w:t xml:space="preserve">Offline HW </w:t>
+      </w:r>
+      <w:r>
+        <w:t>Tests</w:t>
+      </w:r>
+      <w:r>
+        <w:t>:</w:t>
+      </w:r>
+    </w:p>
+    <w:p>
+      <w:pPr>
+        <w:pStyle w:val="ListParagraph"/>
+        <w:numPr>
+          <w:ilvl w:val="0"/>
+          <w:numId w:val="1"/>
+        </w:numPr>
+      </w:pPr>
+      <w:r>
+        <w:t>Test Pa</w:t>
+      </w:r>
+      <w:r>
+        <w:t>tte</w:t>
+      </w:r>
+      <w:r>
+        <w:t>rn</w:t>
+      </w:r>
+      <w:r>
         <w:t xml:space="preserve"> </w:t>
       </w:r>
-      <w:proofErr w:type="gramStart"/>
-      <w:r>
-        <w:t>a SPI</w:t>
-      </w:r>
-      <w:proofErr w:type="gramEnd"/>
-      <w:r>
-        <w:t xml:space="preserve"> request</w:t>
+      <w:r>
+        <w:t xml:space="preserve">Check </w:t>
+      </w:r>
+      <w:r>
+        <w:t>(test DU-DCU connections, cable, DCU)</w:t>
+      </w:r>
+    </w:p>
+    <w:p>
+      <w:pPr>
+        <w:pStyle w:val="ListParagraph"/>
+        <w:numPr>
+          <w:ilvl w:val="1"/>
+          <w:numId w:val="1"/>
+        </w:numPr>
+      </w:pPr>
+      <w:r>
+        <w:t>Set Digital</w:t>
+      </w:r>
+    </w:p>
+    <w:p>
+      <w:pPr>
+        <w:pStyle w:val="ListParagraph"/>
+        <w:numPr>
+          <w:ilvl w:val="1"/>
+          <w:numId w:val="1"/>
+        </w:numPr>
+      </w:pPr>
+      <w:r>
+        <w:t>Set Steering Word (SW) valid to 0</w:t>
+      </w:r>
+    </w:p>
+    <w:p>
+      <w:pPr>
+        <w:pStyle w:val="ListParagraph"/>
+        <w:numPr>
+          <w:ilvl w:val="1"/>
+          <w:numId w:val="1"/>
+        </w:numPr>
+      </w:pPr>
+      <w:r>
+        <w:t>Set DCU cmd to test pattern read back</w:t>
+      </w:r>
+    </w:p>
+    <w:p>
+      <w:pPr>
+        <w:pStyle w:val="ListParagraph"/>
+        <w:numPr>
+          <w:ilvl w:val="1"/>
+          <w:numId w:val="1"/>
+        </w:numPr>
+      </w:pPr>
+      <w:r>
+        <w:t>Toggle SW trigger</w:t>
+      </w:r>
+    </w:p>
+    <w:p>
+      <w:pPr>
+        <w:pStyle w:val="ListParagraph"/>
+        <w:numPr>
+          <w:ilvl w:val="1"/>
+          <w:numId w:val="1"/>
+        </w:numPr>
+      </w:pPr>
+      <w:r>
+        <w:t>Wait at least 10usecs</w:t>
+      </w:r>
+    </w:p>
+    <w:p>
+      <w:pPr>
+        <w:pStyle w:val="ListParagraph"/>
+        <w:numPr>
+          <w:ilvl w:val="1"/>
+          <w:numId w:val="1"/>
+        </w:numPr>
+      </w:pPr>
+      <w:r>
+        <w:t>Toggle SW trigger</w:t>
+      </w:r>
+    </w:p>
+    <w:p>
+      <w:pPr>
+        <w:pStyle w:val="ListParagraph"/>
+        <w:numPr>
+          <w:ilvl w:val="1"/>
+          <w:numId w:val="1"/>
+        </w:numPr>
+      </w:pPr>
+      <w:r>
+        <w:t>Read status from all DCUs</w:t>
+      </w:r>
+    </w:p>
+    <w:p>
+      <w:pPr>
+        <w:pStyle w:val="ListParagraph"/>
+        <w:numPr>
+          <w:ilvl w:val="2"/>
+          <w:numId w:val="1"/>
+        </w:numPr>
+      </w:pPr>
+      <w:r>
+        <w:t>Read back value should be 0xAAAAA5</w:t>
+      </w:r>
+    </w:p>
+    <w:p>
+      <w:pPr>
+        <w:pStyle w:val="ListParagraph"/>
+        <w:numPr>
+          <w:ilvl w:val="1"/>
+          <w:numId w:val="1"/>
+        </w:numPr>
+      </w:pPr>
+      <w:r>
+        <w:t xml:space="preserve">Reset for correct status </w:t>
+      </w:r>
+    </w:p>
+    <w:p>
+      <w:pPr>
+        <w:pStyle w:val="ListParagraph"/>
+        <w:numPr>
+          <w:ilvl w:val="1"/>
+          <w:numId w:val="1"/>
+        </w:numPr>
+      </w:pPr>
+      <w:r>
+        <w:t>Unset Digital (set Analog)</w:t>
       </w:r>
     </w:p>
     <w:p>
@@ -214,56 +380,13 @@
         </w:numPr>
       </w:pPr>
       <w:r>
-        <w:t xml:space="preserve">DCU will set back </w:t>
-      </w:r>
-      <w:proofErr w:type="gramStart"/>
-      <w:r>
-        <w:t>current status</w:t>
-      </w:r>
-      <w:proofErr w:type="gramEnd"/>
-    </w:p>
-    <w:p>
-      <w:pPr>
-        <w:pStyle w:val="ListParagraph"/>
-        <w:numPr>
-          <w:ilvl w:val="0"/>
-          <w:numId w:val="1"/>
-        </w:numPr>
-      </w:pPr>
-      <w:r>
-        <w:t>DU interrupt SW</w:t>
-      </w:r>
-    </w:p>
-    <w:p>
-      <w:r>
-        <w:t>Offline HW Setup:</w:t>
-      </w:r>
-    </w:p>
-    <w:p>
-      <w:pPr>
-        <w:pStyle w:val="ListParagraph"/>
-        <w:numPr>
-          <w:ilvl w:val="0"/>
-          <w:numId w:val="1"/>
-        </w:numPr>
-      </w:pPr>
-      <w:r>
-        <w:t>Test Pa</w:t>
-      </w:r>
-      <w:r>
-        <w:t>tte</w:t>
-      </w:r>
-      <w:r>
-        <w:t>rn</w:t>
-      </w:r>
-      <w:r>
-        <w:t xml:space="preserve"> </w:t>
-      </w:r>
-      <w:r>
-        <w:t xml:space="preserve">Check </w:t>
-      </w:r>
-      <w:r>
-        <w:t>(test DU-DCU connections, cable, DCU)</w:t>
+        <w:t xml:space="preserve">Status </w:t>
+      </w:r>
+      <w:r>
+        <w:t>C</w:t>
+      </w:r>
+      <w:r>
+        <w:t>heck:</w:t>
       </w:r>
     </w:p>
     <w:p>
@@ -299,161 +422,7 @@
         </w:numPr>
       </w:pPr>
       <w:r>
-        <w:t xml:space="preserve">Set DCU </w:t>
-      </w:r>
-      <w:proofErr w:type="spellStart"/>
-      <w:r>
-        <w:t>cmd</w:t>
-      </w:r>
-      <w:proofErr w:type="spellEnd"/>
-      <w:r>
-        <w:t xml:space="preserve"> to test pattern read back</w:t>
-      </w:r>
-    </w:p>
-    <w:p>
-      <w:pPr>
-        <w:pStyle w:val="ListParagraph"/>
-        <w:numPr>
-          <w:ilvl w:val="1"/>
-          <w:numId w:val="1"/>
-        </w:numPr>
-      </w:pPr>
-      <w:r>
-        <w:t>Toggle SW trigger</w:t>
-      </w:r>
-    </w:p>
-    <w:p>
-      <w:pPr>
-        <w:pStyle w:val="ListParagraph"/>
-        <w:numPr>
-          <w:ilvl w:val="1"/>
-          <w:numId w:val="1"/>
-        </w:numPr>
-      </w:pPr>
-      <w:r>
-        <w:t>Wait at least 10usecs</w:t>
-      </w:r>
-    </w:p>
-    <w:p>
-      <w:pPr>
-        <w:pStyle w:val="ListParagraph"/>
-        <w:numPr>
-          <w:ilvl w:val="1"/>
-          <w:numId w:val="1"/>
-        </w:numPr>
-      </w:pPr>
-      <w:r>
-        <w:t>Toggle SW trigger</w:t>
-      </w:r>
-    </w:p>
-    <w:p>
-      <w:pPr>
-        <w:pStyle w:val="ListParagraph"/>
-        <w:numPr>
-          <w:ilvl w:val="1"/>
-          <w:numId w:val="1"/>
-        </w:numPr>
-      </w:pPr>
-      <w:r>
-        <w:t>Read status from all DCUs</w:t>
-      </w:r>
-    </w:p>
-    <w:p>
-      <w:pPr>
-        <w:pStyle w:val="ListParagraph"/>
-        <w:numPr>
-          <w:ilvl w:val="2"/>
-          <w:numId w:val="1"/>
-        </w:numPr>
-      </w:pPr>
-      <w:r>
-        <w:t>Read back value should be 0xAAAAA5</w:t>
-      </w:r>
-    </w:p>
-    <w:p>
-      <w:pPr>
-        <w:pStyle w:val="ListParagraph"/>
-        <w:numPr>
-          <w:ilvl w:val="1"/>
-          <w:numId w:val="1"/>
-        </w:numPr>
-      </w:pPr>
-      <w:r>
-        <w:t xml:space="preserve">Reset for correct status </w:t>
-      </w:r>
-    </w:p>
-    <w:p>
-      <w:pPr>
-        <w:pStyle w:val="ListParagraph"/>
-        <w:numPr>
-          <w:ilvl w:val="1"/>
-          <w:numId w:val="1"/>
-        </w:numPr>
-      </w:pPr>
-      <w:r>
-        <w:t>Unset Digital (set Analog)</w:t>
-      </w:r>
-    </w:p>
-    <w:p>
-      <w:pPr>
-        <w:pStyle w:val="ListParagraph"/>
-        <w:numPr>
-          <w:ilvl w:val="0"/>
-          <w:numId w:val="1"/>
-        </w:numPr>
-      </w:pPr>
-      <w:r>
-        <w:t xml:space="preserve">Status </w:t>
-      </w:r>
-      <w:r>
-        <w:t>C</w:t>
-      </w:r>
-      <w:r>
-        <w:t>heck:</w:t>
-      </w:r>
-    </w:p>
-    <w:p>
-      <w:pPr>
-        <w:pStyle w:val="ListParagraph"/>
-        <w:numPr>
-          <w:ilvl w:val="1"/>
-          <w:numId w:val="1"/>
-        </w:numPr>
-      </w:pPr>
-      <w:r>
-        <w:t>Set Digital</w:t>
-      </w:r>
-    </w:p>
-    <w:p>
-      <w:pPr>
-        <w:pStyle w:val="ListParagraph"/>
-        <w:numPr>
-          <w:ilvl w:val="1"/>
-          <w:numId w:val="1"/>
-        </w:numPr>
-      </w:pPr>
-      <w:r>
-        <w:t>Set Steering Word (SW) valid to 0</w:t>
-      </w:r>
-    </w:p>
-    <w:p>
-      <w:pPr>
-        <w:pStyle w:val="ListParagraph"/>
-        <w:numPr>
-          <w:ilvl w:val="1"/>
-          <w:numId w:val="1"/>
-        </w:numPr>
-      </w:pPr>
-      <w:r>
-        <w:t xml:space="preserve">Set DCU </w:t>
-      </w:r>
-      <w:proofErr w:type="spellStart"/>
-      <w:r>
-        <w:t>cmd</w:t>
-      </w:r>
-      <w:proofErr w:type="spellEnd"/>
-      <w:r>
-        <w:t xml:space="preserve"> to None</w:t>
+        <w:t>Set DCU cmd to None</w:t>
       </w:r>
     </w:p>
     <w:p>
@@ -551,6 +520,18 @@
       </w:pPr>
       <w:r>
         <w:t>CRC Clear:</w:t>
+      </w:r>
+    </w:p>
+    <w:p>
+      <w:pPr>
+        <w:pStyle w:val="ListParagraph"/>
+        <w:numPr>
+          <w:ilvl w:val="0"/>
+          <w:numId w:val="1"/>
+        </w:numPr>
+      </w:pPr>
+      <w:r>
+        <w:t>Check delay:</w:t>
       </w:r>
     </w:p>
     <w:p/>
